--- a/paperwork/generated/WS1_student_en.docx
+++ b/paperwork/generated/WS1_student_en.docx
@@ -40,7 +40,7 @@
         <w:rPr>
           <w:sz w:val="24"/>
         </w:rPr>
-        <w:t>Read the topic notes, then answer using the context and model results. Red bold terms highlight key concepts. You do not need to operate the virtual lab.</w:t>
+        <w:t>Read the topic notes, then answer using the context and model results.</w:t>
       </w:r>
     </w:p>
     <w:p>
@@ -75,7 +75,105 @@
         <w:rPr>
           <w:sz w:val="24"/>
         </w:rPr>
-        <w:t>In this model, X is bile. Made in the liver and stored in the gall bladder, bile contains no digestive enzymes. It emulsifies large oil droplets into small droplets, increasing the total surface area for lipase to act on. This is physical digestion: lipid molecules remain unchanged.</w:t>
+        <w:t xml:space="preserve">In this model, X is </w:t>
+      </w:r>
+      <w:r>
+        <w:rPr>
+          <w:b/>
+          <w:color w:val="B7312C"/>
+          <w:sz w:val="24"/>
+        </w:rPr>
+        <w:t>bile</w:t>
+      </w:r>
+      <w:r>
+        <w:rPr>
+          <w:sz w:val="24"/>
+        </w:rPr>
+        <w:t xml:space="preserve">. Made in the liver and stored in the gall bladder, </w:t>
+      </w:r>
+      <w:r>
+        <w:rPr>
+          <w:b/>
+          <w:color w:val="B7312C"/>
+          <w:sz w:val="24"/>
+        </w:rPr>
+        <w:t>bile</w:t>
+      </w:r>
+      <w:r>
+        <w:rPr>
+          <w:sz w:val="24"/>
+        </w:rPr>
+        <w:t xml:space="preserve"> contains no digestive enzymes. It </w:t>
+      </w:r>
+      <w:r>
+        <w:rPr>
+          <w:b/>
+          <w:color w:val="B7312C"/>
+          <w:sz w:val="24"/>
+        </w:rPr>
+        <w:t>emulsifies</w:t>
+      </w:r>
+      <w:r>
+        <w:rPr>
+          <w:sz w:val="24"/>
+        </w:rPr>
+        <w:t xml:space="preserve"> large oil droplets into </w:t>
+      </w:r>
+      <w:r>
+        <w:rPr>
+          <w:b/>
+          <w:color w:val="B7312C"/>
+          <w:sz w:val="24"/>
+        </w:rPr>
+        <w:t>small droplets</w:t>
+      </w:r>
+      <w:r>
+        <w:rPr>
+          <w:sz w:val="24"/>
+        </w:rPr>
+        <w:t xml:space="preserve">, increasing the </w:t>
+      </w:r>
+      <w:r>
+        <w:rPr>
+          <w:b/>
+          <w:color w:val="B7312C"/>
+          <w:sz w:val="24"/>
+        </w:rPr>
+        <w:t>total surface area</w:t>
+      </w:r>
+      <w:r>
+        <w:rPr>
+          <w:sz w:val="24"/>
+        </w:rPr>
+        <w:t xml:space="preserve"> for </w:t>
+      </w:r>
+      <w:r>
+        <w:rPr>
+          <w:b/>
+          <w:color w:val="B7312C"/>
+          <w:sz w:val="24"/>
+        </w:rPr>
+        <w:t>lipase</w:t>
+      </w:r>
+      <w:r>
+        <w:rPr>
+          <w:sz w:val="24"/>
+        </w:rPr>
+        <w:t xml:space="preserve"> to act on. This is </w:t>
+      </w:r>
+      <w:r>
+        <w:rPr>
+          <w:b/>
+          <w:color w:val="B7312C"/>
+          <w:sz w:val="24"/>
+        </w:rPr>
+        <w:t>physical digestion</w:t>
+      </w:r>
+      <w:r>
+        <w:rPr>
+          <w:sz w:val="24"/>
+        </w:rPr>
+        <w:t>: lipid molecules remain unchanged.</w:t>
       </w:r>
     </w:p>
     <w:p>
@@ -147,7 +245,147 @@
         <w:rPr>
           <w:sz w:val="24"/>
         </w:rPr>
-        <w:t>In this model, Y is pancreatic juice containing lipase. Lipase catalyses chemical digestion of lipids. This course uses a simplified complete-hydrolysis model: triglycerides form smaller glycerol and fatty-acid molecules for absorption. Lipase is a protein; high heat can denature it and stop it working.</w:t>
+        <w:t xml:space="preserve">In this model, Y is </w:t>
+      </w:r>
+      <w:r>
+        <w:rPr>
+          <w:b/>
+          <w:color w:val="B7312C"/>
+          <w:sz w:val="24"/>
+        </w:rPr>
+        <w:t>pancreatic juice</w:t>
+      </w:r>
+      <w:r>
+        <w:rPr>
+          <w:sz w:val="24"/>
+        </w:rPr>
+        <w:t xml:space="preserve"> containing </w:t>
+      </w:r>
+      <w:r>
+        <w:rPr>
+          <w:b/>
+          <w:color w:val="B7312C"/>
+          <w:sz w:val="24"/>
+        </w:rPr>
+        <w:t>lipase</w:t>
+      </w:r>
+      <w:r>
+        <w:rPr>
+          <w:sz w:val="24"/>
+        </w:rPr>
+        <w:t xml:space="preserve">. </w:t>
+      </w:r>
+      <w:r>
+        <w:rPr>
+          <w:b/>
+          <w:color w:val="B7312C"/>
+          <w:sz w:val="24"/>
+        </w:rPr>
+        <w:t>Lipase</w:t>
+      </w:r>
+      <w:r>
+        <w:rPr>
+          <w:sz w:val="24"/>
+        </w:rPr>
+        <w:t xml:space="preserve"> catalyses </w:t>
+      </w:r>
+      <w:r>
+        <w:rPr>
+          <w:b/>
+          <w:color w:val="B7312C"/>
+          <w:sz w:val="24"/>
+        </w:rPr>
+        <w:t>chemical digestion</w:t>
+      </w:r>
+      <w:r>
+        <w:rPr>
+          <w:sz w:val="24"/>
+        </w:rPr>
+        <w:t xml:space="preserve"> of lipids. This course uses a simplified complete-hydrolysis model: </w:t>
+      </w:r>
+      <w:r>
+        <w:rPr>
+          <w:b/>
+          <w:color w:val="B7312C"/>
+          <w:sz w:val="24"/>
+        </w:rPr>
+        <w:t>triglycerides</w:t>
+      </w:r>
+      <w:r>
+        <w:rPr>
+          <w:sz w:val="24"/>
+        </w:rPr>
+        <w:t xml:space="preserve"> form smaller </w:t>
+      </w:r>
+      <w:r>
+        <w:rPr>
+          <w:b/>
+          <w:color w:val="B7312C"/>
+          <w:sz w:val="24"/>
+        </w:rPr>
+        <w:t>glycerol</w:t>
+      </w:r>
+      <w:r>
+        <w:rPr>
+          <w:sz w:val="24"/>
+        </w:rPr>
+        <w:t xml:space="preserve"> and </w:t>
+      </w:r>
+      <w:r>
+        <w:rPr>
+          <w:b/>
+          <w:color w:val="B7312C"/>
+          <w:sz w:val="24"/>
+        </w:rPr>
+        <w:t>fatty-acid</w:t>
+      </w:r>
+      <w:r>
+        <w:rPr>
+          <w:sz w:val="24"/>
+        </w:rPr>
+        <w:t xml:space="preserve"> molecules for absorption. </w:t>
+      </w:r>
+      <w:r>
+        <w:rPr>
+          <w:b/>
+          <w:color w:val="B7312C"/>
+          <w:sz w:val="24"/>
+        </w:rPr>
+        <w:t>Lipase</w:t>
+      </w:r>
+      <w:r>
+        <w:rPr>
+          <w:sz w:val="24"/>
+        </w:rPr>
+        <w:t xml:space="preserve"> is a </w:t>
+      </w:r>
+      <w:r>
+        <w:rPr>
+          <w:b/>
+          <w:color w:val="B7312C"/>
+          <w:sz w:val="24"/>
+        </w:rPr>
+        <w:t>protein</w:t>
+      </w:r>
+      <w:r>
+        <w:rPr>
+          <w:sz w:val="24"/>
+        </w:rPr>
+        <w:t xml:space="preserve">; high heat can </w:t>
+      </w:r>
+      <w:r>
+        <w:rPr>
+          <w:b/>
+          <w:color w:val="B7312C"/>
+          <w:sz w:val="24"/>
+        </w:rPr>
+        <w:t>denature</w:t>
+      </w:r>
+      <w:r>
+        <w:rPr>
+          <w:sz w:val="24"/>
+        </w:rPr>
+        <w:t xml:space="preserve"> it and stop it working.</w:t>
       </w:r>
     </w:p>
     <w:p>
@@ -371,9 +609,16 @@
             </w:pPr>
             <w:r>
               <w:rPr>
+                <w:b/>
+                <w:color w:val="B7312C"/>
                 <w:sz w:val="24"/>
               </w:rPr>
               <w:t>Independent variable</w:t>
+            </w:r>
+            <w:r>
+              <w:rPr>
+                <w:sz w:val="24"/>
+              </w:rPr>
               <w:br/>
               <w:t>Factor changed</w:t>
             </w:r>
@@ -418,9 +663,16 @@
             </w:pPr>
             <w:r>
               <w:rPr>
+                <w:b/>
+                <w:color w:val="B7312C"/>
                 <w:sz w:val="24"/>
               </w:rPr>
               <w:t>Dependent variable</w:t>
+            </w:r>
+            <w:r>
+              <w:rPr>
+                <w:sz w:val="24"/>
+              </w:rPr>
               <w:br/>
               <w:t>Outcome measured</w:t>
             </w:r>
@@ -465,9 +717,16 @@
             </w:pPr>
             <w:r>
               <w:rPr>
+                <w:b/>
+                <w:color w:val="B7312C"/>
                 <w:sz w:val="24"/>
               </w:rPr>
               <w:t>Controlled variables</w:t>
+            </w:r>
+            <w:r>
+              <w:rPr>
+                <w:sz w:val="24"/>
+              </w:rPr>
               <w:br/>
               <w:t>Kept the same</w:t>
             </w:r>
@@ -597,7 +856,21 @@
         <w:rPr>
           <w:sz w:val="24"/>
         </w:rPr>
-        <w:t>Does this experiment need a control group? If so, how would you design the comparison setup?</w:t>
+        <w:t xml:space="preserve">Does this experiment need a </w:t>
+      </w:r>
+      <w:r>
+        <w:rPr>
+          <w:b/>
+          <w:color w:val="B7312C"/>
+          <w:sz w:val="24"/>
+        </w:rPr>
+        <w:t>control group</w:t>
+      </w:r>
+      <w:r>
+        <w:rPr>
+          <w:sz w:val="24"/>
+        </w:rPr>
+        <w:t>? If so, how would you design the comparison setup?</w:t>
       </w:r>
     </w:p>
     <w:p>
@@ -758,7 +1031,35 @@
         <w:rPr>
           <w:sz w:val="24"/>
         </w:rPr>
-        <w:t>X disperses large oil droplets into small droplets. Their total surface area (increases / decreases), helping Y act.</w:t>
+        <w:t xml:space="preserve">X disperses large oil droplets into </w:t>
+      </w:r>
+      <w:r>
+        <w:rPr>
+          <w:b/>
+          <w:color w:val="B7312C"/>
+          <w:sz w:val="24"/>
+        </w:rPr>
+        <w:t>small droplets</w:t>
+      </w:r>
+      <w:r>
+        <w:rPr>
+          <w:sz w:val="24"/>
+        </w:rPr>
+        <w:t xml:space="preserve">. Their </w:t>
+      </w:r>
+      <w:r>
+        <w:rPr>
+          <w:b/>
+          <w:color w:val="B7312C"/>
+          <w:sz w:val="24"/>
+        </w:rPr>
+        <w:t>total surface area</w:t>
+      </w:r>
+      <w:r>
+        <w:rPr>
+          <w:sz w:val="24"/>
+        </w:rPr>
+        <w:t xml:space="preserve"> (increases / decreases), helping Y act.</w:t>
       </w:r>
     </w:p>
     <w:p>
@@ -803,7 +1104,35 @@
         <w:rPr>
           <w:sz w:val="24"/>
         </w:rPr>
-        <w:t>A. Appearance gives clues about the juices, but alone cannot prove that glycerol and fatty acids have formed.</w:t>
+        <w:t xml:space="preserve">A. Appearance gives clues about the juices, but alone cannot prove that </w:t>
+      </w:r>
+      <w:r>
+        <w:rPr>
+          <w:b/>
+          <w:color w:val="B7312C"/>
+          <w:sz w:val="24"/>
+        </w:rPr>
+        <w:t>glycerol</w:t>
+      </w:r>
+      <w:r>
+        <w:rPr>
+          <w:sz w:val="24"/>
+        </w:rPr>
+        <w:t xml:space="preserve"> and </w:t>
+      </w:r>
+      <w:r>
+        <w:rPr>
+          <w:b/>
+          <w:color w:val="B7312C"/>
+          <w:sz w:val="24"/>
+        </w:rPr>
+        <w:t>fatty acids</w:t>
+      </w:r>
+      <w:r>
+        <w:rPr>
+          <w:sz w:val="24"/>
+        </w:rPr>
+        <w:t xml:space="preserve"> have formed.</w:t>
       </w:r>
     </w:p>
     <w:p>
@@ -816,7 +1145,35 @@
         <w:rPr>
           <w:sz w:val="24"/>
         </w:rPr>
-        <w:t>B. A clear mixture fully proves that lipids have broken down into glycerol and fatty acids.</w:t>
+        <w:t xml:space="preserve">B. A clear mixture fully proves that lipids have broken down into </w:t>
+      </w:r>
+      <w:r>
+        <w:rPr>
+          <w:b/>
+          <w:color w:val="B7312C"/>
+          <w:sz w:val="24"/>
+        </w:rPr>
+        <w:t>glycerol</w:t>
+      </w:r>
+      <w:r>
+        <w:rPr>
+          <w:sz w:val="24"/>
+        </w:rPr>
+        <w:t xml:space="preserve"> and </w:t>
+      </w:r>
+      <w:r>
+        <w:rPr>
+          <w:b/>
+          <w:color w:val="B7312C"/>
+          <w:sz w:val="24"/>
+        </w:rPr>
+        <w:t>fatty acids</w:t>
+      </w:r>
+      <w:r>
+        <w:rPr>
+          <w:sz w:val="24"/>
+        </w:rPr>
+        <w:t>.</w:t>
       </w:r>
     </w:p>
     <w:p>

--- a/paperwork/generated/WS1_student_en.docx
+++ b/paperwork/generated/WS1_student_en.docx
@@ -1001,7 +1001,7 @@
         <w:rPr>
           <w:sz w:val="24"/>
         </w:rPr>
-        <w:t>Digestive juice X mainly causes lipids to form a (cloudy emulsion / clear solution).</w:t>
+        <w:t>After adding digestive juice X, what is mainly observed? (cloudy emulsion / oil layer disappears).</w:t>
       </w:r>
     </w:p>
     <w:p>
@@ -1091,7 +1091,7 @@
         <w:rPr>
           <w:sz w:val="24"/>
         </w:rPr>
-        <w:t>We observed only the oil layer, cloudiness or clarity, without testing digestion products. Which statement is most appropriate?</w:t>
+        <w:t>We observed only whether an oil layer remained and how cloudy the mixture was, without testing digestion products. Which statement is most appropriate?</w:t>
       </w:r>
     </w:p>
     <w:p>
@@ -1145,7 +1145,7 @@
         <w:rPr>
           <w:sz w:val="24"/>
         </w:rPr>
-        <w:t xml:space="preserve">B. A clear mixture fully proves that lipids have broken down into </w:t>
+        <w:t xml:space="preserve">B. Disappearance of the oil layer fully proves that lipids have broken down into </w:t>
       </w:r>
       <w:r>
         <w:rPr>

--- a/paperwork/generated/WS1_student_en.docx
+++ b/paperwork/generated/WS1_student_en.docx
@@ -9,7 +9,7 @@
       </w:pPr>
       <w:r>
         <w:rPr/>
-        <w:t>Worksheet 1: Unknown Digestive Juices X and Y</w:t>
+        <w:t>Worksheet 1: Lipid Digestion — Concepts and Applications</w:t>
       </w:r>
     </w:p>
     <w:p>
@@ -21,6 +21,340 @@
       </w:r>
     </w:p>
     <w:p>
+      <w:r>
+        <w:rPr>
+          <w:sz w:val="24"/>
+        </w:rPr>
+        <w:t>Read the topic notes first, then apply the concepts to analyse the results.</w:t>
+      </w:r>
+    </w:p>
+    <w:p>
+      <w:pPr>
+        <w:pStyle w:val="Heading1"/>
+        <w:pageBreakBefore w:val="0"/>
+      </w:pPr>
+      <w:r>
+        <w:t>Topic notes</w:t>
+      </w:r>
+    </w:p>
+    <w:p>
+      <w:r>
+        <w:rPr>
+          <w:sz w:val="24"/>
+        </w:rPr>
+      </w:r>
+      <w:r>
+        <w:rPr>
+          <w:sz w:val="24"/>
+        </w:rPr>
+        <w:t xml:space="preserve">X is </w:t>
+      </w:r>
+      <w:r>
+        <w:rPr>
+          <w:b/>
+          <w:color w:val="B7312C"/>
+          <w:sz w:val="24"/>
+        </w:rPr>
+        <w:t>bile</w:t>
+      </w:r>
+      <w:r>
+        <w:rPr>
+          <w:sz w:val="24"/>
+        </w:rPr>
+        <w:t xml:space="preserve">, made in the liver and stored in the gall bladder, containing no digestive enzymes. It </w:t>
+      </w:r>
+      <w:r>
+        <w:rPr>
+          <w:b/>
+          <w:color w:val="B7312C"/>
+          <w:sz w:val="24"/>
+        </w:rPr>
+        <w:t>physical</w:t>
+      </w:r>
+      <w:r>
+        <w:rPr>
+          <w:sz w:val="24"/>
+        </w:rPr>
+        <w:t xml:space="preserve">ly </w:t>
+      </w:r>
+      <w:r>
+        <w:rPr>
+          <w:b/>
+          <w:color w:val="B7312C"/>
+          <w:sz w:val="24"/>
+        </w:rPr>
+        <w:t>emulsifies</w:t>
+      </w:r>
+      <w:r>
+        <w:rPr>
+          <w:sz w:val="24"/>
+        </w:rPr>
+        <w:t xml:space="preserve"> large oil droplets into smaller droplets without changing lipid molecules. The greater </w:t>
+      </w:r>
+      <w:r>
+        <w:rPr>
+          <w:b/>
+          <w:color w:val="B7312C"/>
+          <w:sz w:val="24"/>
+        </w:rPr>
+        <w:t>total surface area</w:t>
+      </w:r>
+      <w:r>
+        <w:rPr>
+          <w:sz w:val="24"/>
+        </w:rPr>
+        <w:t xml:space="preserve"> helps </w:t>
+      </w:r>
+      <w:r>
+        <w:rPr>
+          <w:b/>
+          <w:color w:val="B7312C"/>
+          <w:sz w:val="24"/>
+        </w:rPr>
+        <w:t>lipase</w:t>
+      </w:r>
+      <w:r>
+        <w:rPr>
+          <w:sz w:val="24"/>
+        </w:rPr>
+        <w:t xml:space="preserve"> contact lipids.</w:t>
+      </w:r>
+    </w:p>
+    <w:p>
+      <w:r>
+        <w:rPr>
+          <w:sz w:val="24"/>
+        </w:rPr>
+      </w:r>
+      <w:r>
+        <w:rPr>
+          <w:sz w:val="24"/>
+        </w:rPr>
+        <w:t xml:space="preserve">Y is </w:t>
+      </w:r>
+      <w:r>
+        <w:rPr>
+          <w:b/>
+          <w:color w:val="B7312C"/>
+          <w:sz w:val="24"/>
+        </w:rPr>
+        <w:t>pancreatic juice</w:t>
+      </w:r>
+      <w:r>
+        <w:rPr>
+          <w:sz w:val="24"/>
+        </w:rPr>
+        <w:t xml:space="preserve"> containing </w:t>
+      </w:r>
+      <w:r>
+        <w:rPr>
+          <w:b/>
+          <w:color w:val="B7312C"/>
+          <w:sz w:val="24"/>
+        </w:rPr>
+        <w:t>lipase</w:t>
+      </w:r>
+      <w:r>
+        <w:rPr>
+          <w:sz w:val="24"/>
+        </w:rPr>
+        <w:t xml:space="preserve">. </w:t>
+      </w:r>
+      <w:r>
+        <w:rPr>
+          <w:b/>
+          <w:color w:val="B7312C"/>
+          <w:sz w:val="24"/>
+        </w:rPr>
+        <w:t>Lipase</w:t>
+      </w:r>
+      <w:r>
+        <w:rPr>
+          <w:sz w:val="24"/>
+        </w:rPr>
+        <w:t xml:space="preserve"> catalyses </w:t>
+      </w:r>
+      <w:r>
+        <w:rPr>
+          <w:b/>
+          <w:color w:val="B7312C"/>
+          <w:sz w:val="24"/>
+        </w:rPr>
+        <w:t>chemical digestion</w:t>
+      </w:r>
+      <w:r>
+        <w:rPr>
+          <w:sz w:val="24"/>
+        </w:rPr>
+        <w:t xml:space="preserve">, forming </w:t>
+      </w:r>
+      <w:r>
+        <w:rPr>
+          <w:b/>
+          <w:color w:val="B7312C"/>
+          <w:sz w:val="24"/>
+        </w:rPr>
+        <w:t>glycerol</w:t>
+      </w:r>
+      <w:r>
+        <w:rPr>
+          <w:sz w:val="24"/>
+        </w:rPr>
+        <w:t xml:space="preserve"> and </w:t>
+      </w:r>
+      <w:r>
+        <w:rPr>
+          <w:b/>
+          <w:color w:val="B7312C"/>
+          <w:sz w:val="24"/>
+        </w:rPr>
+        <w:t>fatty acids</w:t>
+      </w:r>
+      <w:r>
+        <w:rPr>
+          <w:sz w:val="24"/>
+        </w:rPr>
+        <w:t xml:space="preserve"> in this course’s simplified complete-hydrolysis model. </w:t>
+      </w:r>
+      <w:r>
+        <w:rPr>
+          <w:b/>
+          <w:color w:val="B7312C"/>
+          <w:sz w:val="24"/>
+        </w:rPr>
+        <w:t>Lipase</w:t>
+      </w:r>
+      <w:r>
+        <w:rPr>
+          <w:sz w:val="24"/>
+        </w:rPr>
+        <w:t xml:space="preserve"> is a </w:t>
+      </w:r>
+      <w:r>
+        <w:rPr>
+          <w:b/>
+          <w:color w:val="B7312C"/>
+          <w:sz w:val="24"/>
+        </w:rPr>
+        <w:t>protein</w:t>
+      </w:r>
+      <w:r>
+        <w:rPr>
+          <w:sz w:val="24"/>
+        </w:rPr>
+        <w:t xml:space="preserve">: boiling </w:t>
+      </w:r>
+      <w:r>
+        <w:rPr>
+          <w:b/>
+          <w:color w:val="B7312C"/>
+          <w:sz w:val="24"/>
+        </w:rPr>
+        <w:t>denatures</w:t>
+      </w:r>
+      <w:r>
+        <w:rPr>
+          <w:sz w:val="24"/>
+        </w:rPr>
+        <w:t xml:space="preserve"> it and stops its action, which cooling does not restore. </w:t>
+      </w:r>
+      <w:r>
+        <w:rPr>
+          <w:b/>
+          <w:color w:val="B7312C"/>
+          <w:sz w:val="24"/>
+        </w:rPr>
+        <w:t>Bile</w:t>
+      </w:r>
+      <w:r>
+        <w:rPr>
+          <w:sz w:val="24"/>
+        </w:rPr>
+        <w:t xml:space="preserve"> retains emulsifying action after boiling in this model.</w:t>
+      </w:r>
+    </w:p>
+    <w:p>
+      <w:pPr>
+        <w:spacing w:line="240" w:lineRule="auto" w:after="60"/>
+      </w:pPr>
+      <w:r>
+        <w:drawing>
+          <wp:inline xmlns:a="http://schemas.openxmlformats.org/drawingml/2006/main" xmlns:pic="http://schemas.openxmlformats.org/drawingml/2006/picture">
+            <wp:extent cx="6480000" cy="1296000"/>
+            <wp:docPr id="5" name="Picture 5"/>
+            <wp:cNvGraphicFramePr>
+              <a:graphicFrameLocks noChangeAspect="1"/>
+            </wp:cNvGraphicFramePr>
+            <a:graphic>
+              <a:graphicData uri="http://schemas.openxmlformats.org/drawingml/2006/picture">
+                <pic:pic>
+                  <pic:nvPicPr>
+                    <pic:cNvPr id="0" name="01_emulsification.png"/>
+                    <pic:cNvPicPr/>
+                  </pic:nvPicPr>
+                  <pic:blipFill>
+                    <a:blip r:embed="rId15"/>
+                    <a:stretch>
+                      <a:fillRect/>
+                    </a:stretch>
+                  </pic:blipFill>
+                  <pic:spPr>
+                    <a:xfrm>
+                      <a:off x="0" y="0"/>
+                      <a:ext cx="6480000" cy="1296000"/>
+                    </a:xfrm>
+                    <a:prstGeom prst="rect"/>
+                  </pic:spPr>
+                </pic:pic>
+              </a:graphicData>
+            </a:graphic>
+          </wp:inline>
+        </w:drawing>
+      </w:r>
+    </w:p>
+    <w:p>
+      <w:pPr>
+        <w:spacing w:line="240" w:lineRule="auto" w:after="60"/>
+      </w:pPr>
+      <w:r>
+        <w:drawing>
+          <wp:inline xmlns:a="http://schemas.openxmlformats.org/drawingml/2006/main" xmlns:pic="http://schemas.openxmlformats.org/drawingml/2006/picture">
+            <wp:extent cx="6480000" cy="1296000"/>
+            <wp:docPr id="6" name="Picture 6"/>
+            <wp:cNvGraphicFramePr>
+              <a:graphicFrameLocks noChangeAspect="1"/>
+            </wp:cNvGraphicFramePr>
+            <a:graphic>
+              <a:graphicData uri="http://schemas.openxmlformats.org/drawingml/2006/picture">
+                <pic:pic>
+                  <pic:nvPicPr>
+                    <pic:cNvPr id="0" name="02_hydrolysis.png"/>
+                    <pic:cNvPicPr/>
+                  </pic:nvPicPr>
+                  <pic:blipFill>
+                    <a:blip r:embed="rId16"/>
+                    <a:stretch>
+                      <a:fillRect/>
+                    </a:stretch>
+                  </pic:blipFill>
+                  <pic:spPr>
+                    <a:xfrm>
+                      <a:off x="0" y="0"/>
+                      <a:ext cx="6480000" cy="1296000"/>
+                    </a:xfrm>
+                    <a:prstGeom prst="rect"/>
+                  </pic:spPr>
+                </pic:pic>
+              </a:graphicData>
+            </a:graphic>
+          </wp:inline>
+        </w:drawing>
+      </w:r>
+    </w:p>
+    <w:p>
+      <w:pPr>
+        <w:pageBreakBefore/>
+      </w:pPr>
       <w:r>
         <w:rPr>
           <w:sz w:val="24"/>
@@ -383,8 +717,7 @@
         <w:pageBreakBefore/>
       </w:pPr>
       <w:r>
-        <w:rPr/>
-        <w:t>Part 1 | Main results and analysis</w:t>
+        <w:t>Part 1 | Apply concepts to the individual actions of X and Y</w:t>
       </w:r>
     </w:p>
     <w:p>
@@ -489,8 +822,7 @@
         <w:pStyle w:val="Heading2"/>
       </w:pPr>
       <w:r>
-        <w:rPr/>
-        <w:t>Next: how might the emulsion formed by X affect the later action of Y?</w:t>
+        <w:t>Apply emulsification and surface-area concepts to analyse how X helps Y.</w:t>
       </w:r>
     </w:p>
     <w:p>
@@ -704,330 +1036,6 @@
           <w:sz w:val="24"/>
         </w:rPr>
         <w:t>□ Digestive juice Y</w:t>
-      </w:r>
-    </w:p>
-    <w:p>
-      <w:pPr>
-        <w:pStyle w:val="Heading1"/>
-        <w:pageBreakBefore/>
-      </w:pPr>
-      <w:r>
-        <w:rPr/>
-        <w:t>Learning points | Topic notes</w:t>
-      </w:r>
-    </w:p>
-    <w:p>
-      <w:r>
-        <w:rPr>
-          <w:sz w:val="24"/>
-        </w:rPr>
-      </w:r>
-      <w:r>
-        <w:rPr>
-          <w:sz w:val="24"/>
-        </w:rPr>
-        <w:t xml:space="preserve">X is </w:t>
-      </w:r>
-      <w:r>
-        <w:rPr>
-          <w:b/>
-          <w:color w:val="B7312C"/>
-          <w:sz w:val="24"/>
-        </w:rPr>
-        <w:t>bile</w:t>
-      </w:r>
-      <w:r>
-        <w:rPr>
-          <w:sz w:val="24"/>
-        </w:rPr>
-        <w:t xml:space="preserve">, containing no digestive enzymes. It </w:t>
-      </w:r>
-      <w:r>
-        <w:rPr>
-          <w:b/>
-          <w:color w:val="B7312C"/>
-          <w:sz w:val="24"/>
-        </w:rPr>
-        <w:t>physical</w:t>
-      </w:r>
-      <w:r>
-        <w:rPr>
-          <w:sz w:val="24"/>
-        </w:rPr>
-        <w:t xml:space="preserve">ly </w:t>
-      </w:r>
-      <w:r>
-        <w:rPr>
-          <w:b/>
-          <w:color w:val="B7312C"/>
-          <w:sz w:val="24"/>
-        </w:rPr>
-        <w:t>emulsifies</w:t>
-      </w:r>
-      <w:r>
-        <w:rPr>
-          <w:sz w:val="24"/>
-        </w:rPr>
-        <w:t xml:space="preserve"> large oil droplets into smaller droplets without changing lipid molecules. The greater </w:t>
-      </w:r>
-      <w:r>
-        <w:rPr>
-          <w:b/>
-          <w:color w:val="B7312C"/>
-          <w:sz w:val="24"/>
-        </w:rPr>
-        <w:t>total surface area</w:t>
-      </w:r>
-      <w:r>
-        <w:rPr>
-          <w:sz w:val="24"/>
-        </w:rPr>
-        <w:t xml:space="preserve"> helps </w:t>
-      </w:r>
-      <w:r>
-        <w:rPr>
-          <w:b/>
-          <w:color w:val="B7312C"/>
-          <w:sz w:val="24"/>
-        </w:rPr>
-        <w:t>lipase</w:t>
-      </w:r>
-      <w:r>
-        <w:rPr>
-          <w:sz w:val="24"/>
-        </w:rPr>
-        <w:t xml:space="preserve"> contact lipids.</w:t>
-      </w:r>
-    </w:p>
-    <w:p>
-      <w:r>
-        <w:rPr>
-          <w:sz w:val="24"/>
-        </w:rPr>
-      </w:r>
-      <w:r>
-        <w:rPr>
-          <w:sz w:val="24"/>
-        </w:rPr>
-        <w:t xml:space="preserve">Y is </w:t>
-      </w:r>
-      <w:r>
-        <w:rPr>
-          <w:b/>
-          <w:color w:val="B7312C"/>
-          <w:sz w:val="24"/>
-        </w:rPr>
-        <w:t>pancreatic juice</w:t>
-      </w:r>
-      <w:r>
-        <w:rPr>
-          <w:sz w:val="24"/>
-        </w:rPr>
-        <w:t xml:space="preserve"> containing </w:t>
-      </w:r>
-      <w:r>
-        <w:rPr>
-          <w:b/>
-          <w:color w:val="B7312C"/>
-          <w:sz w:val="24"/>
-        </w:rPr>
-        <w:t>lipase</w:t>
-      </w:r>
-      <w:r>
-        <w:rPr>
-          <w:sz w:val="24"/>
-        </w:rPr>
-        <w:t xml:space="preserve">. </w:t>
-      </w:r>
-      <w:r>
-        <w:rPr>
-          <w:b/>
-          <w:color w:val="B7312C"/>
-          <w:sz w:val="24"/>
-        </w:rPr>
-        <w:t>Lipase</w:t>
-      </w:r>
-      <w:r>
-        <w:rPr>
-          <w:sz w:val="24"/>
-        </w:rPr>
-        <w:t xml:space="preserve"> catalyses </w:t>
-      </w:r>
-      <w:r>
-        <w:rPr>
-          <w:b/>
-          <w:color w:val="B7312C"/>
-          <w:sz w:val="24"/>
-        </w:rPr>
-        <w:t>chemical digestion</w:t>
-      </w:r>
-      <w:r>
-        <w:rPr>
-          <w:sz w:val="24"/>
-        </w:rPr>
-        <w:t xml:space="preserve">, forming </w:t>
-      </w:r>
-      <w:r>
-        <w:rPr>
-          <w:b/>
-          <w:color w:val="B7312C"/>
-          <w:sz w:val="24"/>
-        </w:rPr>
-        <w:t>glycerol</w:t>
-      </w:r>
-      <w:r>
-        <w:rPr>
-          <w:sz w:val="24"/>
-        </w:rPr>
-        <w:t xml:space="preserve"> and </w:t>
-      </w:r>
-      <w:r>
-        <w:rPr>
-          <w:b/>
-          <w:color w:val="B7312C"/>
-          <w:sz w:val="24"/>
-        </w:rPr>
-        <w:t>fatty acids</w:t>
-      </w:r>
-      <w:r>
-        <w:rPr>
-          <w:sz w:val="24"/>
-        </w:rPr>
-        <w:t xml:space="preserve"> in this course’s simplified complete-hydrolysis model. </w:t>
-      </w:r>
-      <w:r>
-        <w:rPr>
-          <w:b/>
-          <w:color w:val="B7312C"/>
-          <w:sz w:val="24"/>
-        </w:rPr>
-        <w:t>Lipase</w:t>
-      </w:r>
-      <w:r>
-        <w:rPr>
-          <w:sz w:val="24"/>
-        </w:rPr>
-        <w:t xml:space="preserve"> is a </w:t>
-      </w:r>
-      <w:r>
-        <w:rPr>
-          <w:b/>
-          <w:color w:val="B7312C"/>
-          <w:sz w:val="24"/>
-        </w:rPr>
-        <w:t>protein</w:t>
-      </w:r>
-      <w:r>
-        <w:rPr>
-          <w:sz w:val="24"/>
-        </w:rPr>
-        <w:t xml:space="preserve">: boiling </w:t>
-      </w:r>
-      <w:r>
-        <w:rPr>
-          <w:b/>
-          <w:color w:val="B7312C"/>
-          <w:sz w:val="24"/>
-        </w:rPr>
-        <w:t>denatures</w:t>
-      </w:r>
-      <w:r>
-        <w:rPr>
-          <w:sz w:val="24"/>
-        </w:rPr>
-        <w:t xml:space="preserve"> it and stops its action, which cooling does not restore. </w:t>
-      </w:r>
-      <w:r>
-        <w:rPr>
-          <w:b/>
-          <w:color w:val="B7312C"/>
-          <w:sz w:val="24"/>
-        </w:rPr>
-        <w:t>Bile</w:t>
-      </w:r>
-      <w:r>
-        <w:rPr>
-          <w:sz w:val="24"/>
-        </w:rPr>
-        <w:t xml:space="preserve"> retains emulsifying action after boiling in this model.</w:t>
-      </w:r>
-    </w:p>
-    <w:p>
-      <w:pPr>
-        <w:spacing w:line="240" w:lineRule="auto" w:after="60"/>
-      </w:pPr>
-      <w:r>
-        <w:drawing>
-          <wp:inline xmlns:a="http://schemas.openxmlformats.org/drawingml/2006/main" xmlns:pic="http://schemas.openxmlformats.org/drawingml/2006/picture">
-            <wp:extent cx="6480000" cy="1296000"/>
-            <wp:docPr id="5" name="Picture 5"/>
-            <wp:cNvGraphicFramePr>
-              <a:graphicFrameLocks noChangeAspect="1"/>
-            </wp:cNvGraphicFramePr>
-            <a:graphic>
-              <a:graphicData uri="http://schemas.openxmlformats.org/drawingml/2006/picture">
-                <pic:pic>
-                  <pic:nvPicPr>
-                    <pic:cNvPr id="0" name="01_emulsification.png"/>
-                    <pic:cNvPicPr/>
-                  </pic:nvPicPr>
-                  <pic:blipFill>
-                    <a:blip r:embed="rId15"/>
-                    <a:stretch>
-                      <a:fillRect/>
-                    </a:stretch>
-                  </pic:blipFill>
-                  <pic:spPr>
-                    <a:xfrm>
-                      <a:off x="0" y="0"/>
-                      <a:ext cx="6480000" cy="1296000"/>
-                    </a:xfrm>
-                    <a:prstGeom prst="rect"/>
-                  </pic:spPr>
-                </pic:pic>
-              </a:graphicData>
-            </a:graphic>
-          </wp:inline>
-        </w:drawing>
-      </w:r>
-    </w:p>
-    <w:p>
-      <w:pPr>
-        <w:spacing w:line="240" w:lineRule="auto" w:after="60"/>
-      </w:pPr>
-      <w:r>
-        <w:drawing>
-          <wp:inline xmlns:a="http://schemas.openxmlformats.org/drawingml/2006/main" xmlns:pic="http://schemas.openxmlformats.org/drawingml/2006/picture">
-            <wp:extent cx="6480000" cy="1296000"/>
-            <wp:docPr id="6" name="Picture 6"/>
-            <wp:cNvGraphicFramePr>
-              <a:graphicFrameLocks noChangeAspect="1"/>
-            </wp:cNvGraphicFramePr>
-            <a:graphic>
-              <a:graphicData uri="http://schemas.openxmlformats.org/drawingml/2006/picture">
-                <pic:pic>
-                  <pic:nvPicPr>
-                    <pic:cNvPr id="0" name="02_hydrolysis.png"/>
-                    <pic:cNvPicPr/>
-                  </pic:nvPicPr>
-                  <pic:blipFill>
-                    <a:blip r:embed="rId16"/>
-                    <a:stretch>
-                      <a:fillRect/>
-                    </a:stretch>
-                  </pic:blipFill>
-                  <pic:spPr>
-                    <a:xfrm>
-                      <a:off x="0" y="0"/>
-                      <a:ext cx="6480000" cy="1296000"/>
-                    </a:xfrm>
-                    <a:prstGeom prst="rect"/>
-                  </pic:spPr>
-                </pic:pic>
-              </a:graphicData>
-            </a:graphic>
-          </wp:inline>
-        </w:drawing>
       </w:r>
     </w:p>
     <w:p>

--- a/paperwork/generated/WS1_student_en.docx
+++ b/paperwork/generated/WS1_student_en.docx
@@ -407,7 +407,7 @@
       </w:pPr>
       <w:r>
         <w:rPr/>
-        <w:t>Part 1 | Main investigation design: compare X and Y</w:t>
+        <w:t>Part 1 | Context and fair comparisons</w:t>
       </w:r>
     </w:p>
     <w:p>
@@ -415,7 +415,7 @@
         <w:rPr>
           <w:sz w:val="24"/>
         </w:rPr>
-        <w:t>Add 2 mL X or 2 mL Y to identical oil–water mixtures. Shake in the same way at 37°C; compare after one hour.</w:t>
+        <w:t>Researchers added 2 mL X or 2 mL Y to identical oil–water mixtures, shook them identically at 37°C, and compared appearances after one hour.</w:t>
       </w:r>
     </w:p>
     <w:p>
@@ -830,7 +830,7 @@
         <w:rPr>
           <w:sz w:val="24"/>
         </w:rPr>
-        <w:t>Extension 1 uses two fresh tubes. Add X or an equal volume of water and shake, then add the same amount of Y. Both have the same pretreatment time.</w:t>
+        <w:t>Researchers used two fresh tubes, added X or equal water and shook them, then added the same amount of Y. Pretreatment times were equal.</w:t>
       </w:r>
     </w:p>
     <w:p>
@@ -971,7 +971,7 @@
         <w:rPr>
           <w:sz w:val="24"/>
         </w:rPr>
-        <w:t>Use unboiled X followed by Y from Extension 1 as the baseline. Boil one juice, cool to 37°C, then add 1 mL each of X and Y in the same order; observe after one hour.</w:t>
+        <w:t>Researchers used unboiled X followed by Y as the baseline. They boiled one juice, cooled it to 37°C, then added 1 mL each of X and Y in the same order; results show one hour later.</w:t>
       </w:r>
     </w:p>
     <w:p>
@@ -1165,7 +1165,7 @@
       <w:rPr>
         <w:sz w:val="22"/>
       </w:rPr>
-      <w:t>Biology | Investigating unknown digestive juices</w:t>
+      <w:t>Biology | Lipid digestion: concepts and applications</w:t>
     </w:r>
   </w:p>
 </w:hdr>

--- a/paperwork/generated/WS1_student_en.docx
+++ b/paperwork/generated/WS1_student_en.docx
@@ -30,24 +30,37 @@
     </w:p>
     <w:p>
       <w:pPr>
-        <w:pStyle w:val="Heading1"/>
-        <w:pageBreakBefore w:val="0"/>
+        <w:pStyle w:val="21"/>
+        <w:spacing w:after="40" w:before="0"/>
+        <w:rPr>
+          <w:lang w:eastAsia="zh-TW"/>
+        </w:rPr>
       </w:pPr>
       <w:r>
         <w:t>Topic notes</w:t>
       </w:r>
     </w:p>
     <w:p>
+      <w:pPr>
+        <w:pStyle w:val="31"/>
+        <w:spacing w:after="40" w:before="0"/>
+        <w:rPr>
+          <w:lang w:eastAsia="zh-TW"/>
+        </w:rPr>
+      </w:pPr>
+      <w:r>
+        <w:t>01  Bile: emulsifying lipids</w:t>
+      </w:r>
+    </w:p>
+    <w:p>
+      <w:pPr>
+        <w:spacing w:after="40" w:before="0"/>
+      </w:pPr>
       <w:r>
         <w:rPr>
           <w:sz w:val="24"/>
         </w:rPr>
-      </w:r>
-      <w:r>
-        <w:rPr>
-          <w:sz w:val="24"/>
-        </w:rPr>
-        <w:t xml:space="preserve">X is </w:t>
+        <w:t xml:space="preserve">In this model, X is </w:t>
       </w:r>
       <w:r>
         <w:rPr>
@@ -61,7 +74,7 @@
         <w:rPr>
           <w:sz w:val="24"/>
         </w:rPr>
-        <w:t xml:space="preserve">, made in the liver and stored in the gall bladder, containing no digestive enzymes. It </w:t>
+        <w:t xml:space="preserve">. Made in the liver and stored in the gall bladder, </w:t>
       </w:r>
       <w:r>
         <w:rPr>
@@ -69,13 +82,13 @@
           <w:color w:val="B7312C"/>
           <w:sz w:val="24"/>
         </w:rPr>
-        <w:t>physical</w:t>
+        <w:t>bile</w:t>
       </w:r>
       <w:r>
         <w:rPr>
           <w:sz w:val="24"/>
         </w:rPr>
-        <w:t xml:space="preserve">ly </w:t>
+        <w:t xml:space="preserve"> contains no digestive enzymes. It </w:t>
       </w:r>
       <w:r>
         <w:rPr>
@@ -89,7 +102,21 @@
         <w:rPr>
           <w:sz w:val="24"/>
         </w:rPr>
-        <w:t xml:space="preserve"> large oil droplets into smaller droplets without changing lipid molecules. The greater </w:t>
+        <w:t xml:space="preserve"> large oil droplets into </w:t>
+      </w:r>
+      <w:r>
+        <w:rPr>
+          <w:b/>
+          <w:color w:val="B7312C"/>
+          <w:sz w:val="24"/>
+        </w:rPr>
+        <w:t>small droplets</w:t>
+      </w:r>
+      <w:r>
+        <w:rPr>
+          <w:sz w:val="24"/>
+        </w:rPr>
+        <w:t xml:space="preserve">, increasing the </w:t>
       </w:r>
       <w:r>
         <w:rPr>
@@ -103,7 +130,7 @@
         <w:rPr>
           <w:sz w:val="24"/>
         </w:rPr>
-        <w:t xml:space="preserve"> helps </w:t>
+        <w:t xml:space="preserve"> for </w:t>
       </w:r>
       <w:r>
         <w:rPr>
@@ -117,20 +144,93 @@
         <w:rPr>
           <w:sz w:val="24"/>
         </w:rPr>
-        <w:t xml:space="preserve"> contact lipids.</w:t>
+        <w:t xml:space="preserve"> to act on. This is </w:t>
       </w:r>
-    </w:p>
-    <w:p>
       <w:r>
         <w:rPr>
+          <w:b/>
+          <w:color w:val="B7312C"/>
           <w:sz w:val="24"/>
         </w:rPr>
+        <w:t>physical digestion</w:t>
       </w:r>
       <w:r>
         <w:rPr>
           <w:sz w:val="24"/>
         </w:rPr>
-        <w:t xml:space="preserve">Y is </w:t>
+        <w:t>: lipid molecules remain unchanged.</w:t>
+      </w:r>
+    </w:p>
+    <w:p>
+      <w:pPr>
+        <w:spacing w:after="40" w:line="240" w:lineRule="auto" w:before="0"/>
+        <w:jc w:val="center"/>
+      </w:pPr>
+      <w:r>
+        <w:rPr>
+          <w:noProof/>
+        </w:rPr>
+        <w:drawing>
+          <wp:inline distT="0" distB="0" distL="0" distR="0" wp14:anchorId="4AB9DBB2" wp14:editId="572E0DB6">
+            <wp:extent cx="6480000" cy="1908000"/>
+            <wp:effectExtent l="0" t="0" r="0" b="0"/>
+            <wp:docPr id="1" name="Picture 1"/>
+            <wp:cNvGraphicFramePr>
+              <a:graphicFrameLocks xmlns:a="http://schemas.openxmlformats.org/drawingml/2006/main" noChangeAspect="1"/>
+            </wp:cNvGraphicFramePr>
+            <a:graphic xmlns:a="http://schemas.openxmlformats.org/drawingml/2006/main">
+              <a:graphicData uri="http://schemas.openxmlformats.org/drawingml/2006/picture">
+                <pic:pic xmlns:pic="http://schemas.openxmlformats.org/drawingml/2006/picture">
+                  <pic:nvPicPr>
+                    <pic:cNvPr id="0" name="01_emulsification.png"/>
+                    <pic:cNvPicPr/>
+                  </pic:nvPicPr>
+                  <pic:blipFill>
+                    <a:blip r:embed="rId17"/>
+                    <a:stretch>
+                      <a:fillRect/>
+                    </a:stretch>
+                  </pic:blipFill>
+                  <pic:spPr>
+                    <a:xfrm>
+                      <a:off x="0" y="0"/>
+                      <a:ext cx="6480000" cy="1908000"/>
+                    </a:xfrm>
+                    <a:prstGeom prst="rect">
+                      <a:avLst/>
+                    </a:prstGeom>
+                  </pic:spPr>
+                </pic:pic>
+              </a:graphicData>
+            </a:graphic>
+          </wp:inline>
+        </w:drawing>
+      </w:r>
+    </w:p>
+    <w:p>
+      <w:pPr>
+        <w:pStyle w:val="31"/>
+        <w:spacing w:after="40" w:before="0"/>
+        <w:rPr>
+          <w:lang w:eastAsia="zh-TW"/>
+        </w:rPr>
+      </w:pPr>
+      <w:r>
+        <w:t>02  Lipase in pancreatic juice: chemical digestion</w:t>
+      </w:r>
+    </w:p>
+    <w:p>
+      <w:pPr>
+        <w:spacing w:after="40" w:before="0"/>
+        <w:rPr>
+          <w:lang w:eastAsia="zh-TW"/>
+        </w:rPr>
+      </w:pPr>
+      <w:r>
+        <w:rPr>
+          <w:sz w:val="24"/>
+        </w:rPr>
+        <w:t xml:space="preserve">In this model, Y is </w:t>
       </w:r>
       <w:r>
         <w:rPr>
@@ -186,7 +286,21 @@
         <w:rPr>
           <w:sz w:val="24"/>
         </w:rPr>
-        <w:t xml:space="preserve">, forming </w:t>
+        <w:t xml:space="preserve"> of lipids. This course uses a simplified complete-hydrolysis model: </w:t>
+      </w:r>
+      <w:r>
+        <w:rPr>
+          <w:b/>
+          <w:color w:val="B7312C"/>
+          <w:sz w:val="24"/>
+        </w:rPr>
+        <w:t>triglycerides</w:t>
+      </w:r>
+      <w:r>
+        <w:rPr>
+          <w:sz w:val="24"/>
+        </w:rPr>
+        <w:t xml:space="preserve"> form smaller </w:t>
       </w:r>
       <w:r>
         <w:rPr>
@@ -208,13 +322,13 @@
           <w:color w:val="B7312C"/>
           <w:sz w:val="24"/>
         </w:rPr>
-        <w:t>fatty acids</w:t>
+        <w:t>fatty-acid</w:t>
       </w:r>
       <w:r>
         <w:rPr>
           <w:sz w:val="24"/>
         </w:rPr>
-        <w:t xml:space="preserve"> in this course’s simplified complete-hydrolysis model. </w:t>
+        <w:t xml:space="preserve"> molecules for absorption. </w:t>
       </w:r>
       <w:r>
         <w:rPr>
@@ -242,7 +356,7 @@
         <w:rPr>
           <w:sz w:val="24"/>
         </w:rPr>
-        <w:t xml:space="preserve">: boiling </w:t>
+        <w:t xml:space="preserve">; high heat can </w:t>
       </w:r>
       <w:r>
         <w:rPr>
@@ -250,50 +364,41 @@
           <w:color w:val="B7312C"/>
           <w:sz w:val="24"/>
         </w:rPr>
-        <w:t>denatures</w:t>
+        <w:t>denature</w:t>
       </w:r>
       <w:r>
         <w:rPr>
           <w:sz w:val="24"/>
         </w:rPr>
-        <w:t xml:space="preserve"> it and stops its action, which cooling does not restore. </w:t>
-      </w:r>
-      <w:r>
-        <w:rPr>
-          <w:b/>
-          <w:color w:val="B7312C"/>
-          <w:sz w:val="24"/>
-        </w:rPr>
-        <w:t>Bile</w:t>
-      </w:r>
-      <w:r>
-        <w:rPr>
-          <w:sz w:val="24"/>
-        </w:rPr>
-        <w:t xml:space="preserve"> retains emulsifying action after boiling in this model.</w:t>
+        <w:t xml:space="preserve"> it and stop it working.</w:t>
       </w:r>
     </w:p>
     <w:p>
       <w:pPr>
-        <w:spacing w:line="240" w:lineRule="auto" w:after="60"/>
+        <w:spacing w:after="40" w:line="240" w:lineRule="auto" w:before="0"/>
+        <w:jc w:val="center"/>
       </w:pPr>
       <w:r>
+        <w:rPr>
+          <w:noProof/>
+        </w:rPr>
         <w:drawing>
-          <wp:inline xmlns:a="http://schemas.openxmlformats.org/drawingml/2006/main" xmlns:pic="http://schemas.openxmlformats.org/drawingml/2006/picture">
-            <wp:extent cx="6480000" cy="1296000"/>
-            <wp:docPr id="5" name="Picture 5"/>
+          <wp:inline distT="0" distB="0" distL="0" distR="0" wp14:anchorId="1CD0D4FD" wp14:editId="1287A788">
+            <wp:extent cx="6480000" cy="2088000"/>
+            <wp:effectExtent l="0" t="0" r="0" b="0"/>
+            <wp:docPr id="2" name="Picture 2"/>
             <wp:cNvGraphicFramePr>
-              <a:graphicFrameLocks noChangeAspect="1"/>
+              <a:graphicFrameLocks xmlns:a="http://schemas.openxmlformats.org/drawingml/2006/main" noChangeAspect="1"/>
             </wp:cNvGraphicFramePr>
-            <a:graphic>
+            <a:graphic xmlns:a="http://schemas.openxmlformats.org/drawingml/2006/main">
               <a:graphicData uri="http://schemas.openxmlformats.org/drawingml/2006/picture">
-                <pic:pic>
+                <pic:pic xmlns:pic="http://schemas.openxmlformats.org/drawingml/2006/picture">
                   <pic:nvPicPr>
-                    <pic:cNvPr id="0" name="01_emulsification.png"/>
+                    <pic:cNvPr id="0" name="02_hydrolysis.png"/>
                     <pic:cNvPicPr/>
                   </pic:nvPicPr>
                   <pic:blipFill>
-                    <a:blip r:embed="rId15"/>
+                    <a:blip r:embed="rId18"/>
                     <a:stretch>
                       <a:fillRect/>
                     </a:stretch>
@@ -301,48 +406,11 @@
                   <pic:spPr>
                     <a:xfrm>
                       <a:off x="0" y="0"/>
-                      <a:ext cx="6480000" cy="1296000"/>
+                      <a:ext cx="6480000" cy="2088000"/>
                     </a:xfrm>
-                    <a:prstGeom prst="rect"/>
-                  </pic:spPr>
-                </pic:pic>
-              </a:graphicData>
-            </a:graphic>
-          </wp:inline>
-        </w:drawing>
-      </w:r>
-    </w:p>
-    <w:p>
-      <w:pPr>
-        <w:spacing w:line="240" w:lineRule="auto" w:after="60"/>
-      </w:pPr>
-      <w:r>
-        <w:drawing>
-          <wp:inline xmlns:a="http://schemas.openxmlformats.org/drawingml/2006/main" xmlns:pic="http://schemas.openxmlformats.org/drawingml/2006/picture">
-            <wp:extent cx="6480000" cy="1296000"/>
-            <wp:docPr id="6" name="Picture 6"/>
-            <wp:cNvGraphicFramePr>
-              <a:graphicFrameLocks noChangeAspect="1"/>
-            </wp:cNvGraphicFramePr>
-            <a:graphic>
-              <a:graphicData uri="http://schemas.openxmlformats.org/drawingml/2006/picture">
-                <pic:pic>
-                  <pic:nvPicPr>
-                    <pic:cNvPr id="0" name="02_hydrolysis.png"/>
-                    <pic:cNvPicPr/>
-                  </pic:nvPicPr>
-                  <pic:blipFill>
-                    <a:blip r:embed="rId16"/>
-                    <a:stretch>
-                      <a:fillRect/>
-                    </a:stretch>
-                  </pic:blipFill>
-                  <pic:spPr>
-                    <a:xfrm>
-                      <a:off x="0" y="0"/>
-                      <a:ext cx="6480000" cy="1296000"/>
-                    </a:xfrm>
-                    <a:prstGeom prst="rect"/>
+                    <a:prstGeom prst="rect">
+                      <a:avLst/>
+                    </a:prstGeom>
                   </pic:spPr>
                 </pic:pic>
               </a:graphicData>
@@ -772,56 +840,6 @@
         <w:pStyle w:val="Heading2"/>
       </w:pPr>
       <w:r>
-        <w:rPr/>
-        <w:t>3. Appearance of X after one hour</w:t>
-      </w:r>
-    </w:p>
-    <w:p>
-      <w:r>
-        <w:rPr>
-          <w:sz w:val="24"/>
-        </w:rPr>
-        <w:t>□ a cloudy emulsion</w:t>
-      </w:r>
-    </w:p>
-    <w:p>
-      <w:r>
-        <w:rPr>
-          <w:sz w:val="24"/>
-        </w:rPr>
-        <w:t>□ The oil layer disappears</w:t>
-      </w:r>
-    </w:p>
-    <w:p>
-      <w:pPr>
-        <w:pStyle w:val="Heading2"/>
-      </w:pPr>
-      <w:r>
-        <w:rPr/>
-        <w:t>4. Appearance of Y after one hour</w:t>
-      </w:r>
-    </w:p>
-    <w:p>
-      <w:r>
-        <w:rPr>
-          <w:sz w:val="24"/>
-        </w:rPr>
-        <w:t>□ Thinner oil layer, with two layers remaining</w:t>
-      </w:r>
-    </w:p>
-    <w:p>
-      <w:r>
-        <w:rPr>
-          <w:sz w:val="24"/>
-        </w:rPr>
-        <w:t>□ No obvious change in the oil layer</w:t>
-      </w:r>
-    </w:p>
-    <w:p>
-      <w:pPr>
-        <w:pStyle w:val="Heading2"/>
-      </w:pPr>
-      <w:r>
         <w:t>Apply emulsification and surface-area concepts to analyse how X helps Y.</w:t>
       </w:r>
     </w:p>
@@ -895,7 +913,7 @@
       </w:pPr>
       <w:r>
         <w:rPr/>
-        <w:t>5. How does X help Y act?</w:t>
+        <w:t>3. How does X help Y act?</w:t>
       </w:r>
     </w:p>
     <w:p>
@@ -938,7 +956,7 @@
       </w:pPr>
       <w:r>
         <w:rPr/>
-        <w:t>6. What does appearance tell us?</w:t>
+        <w:t>4. What does appearance tell us?</w:t>
       </w:r>
     </w:p>
     <w:p>
@@ -1019,7 +1037,7 @@
       </w:pPr>
       <w:r>
         <w:rPr/>
-        <w:t>7. Which juice loses its action after boiling?</w:t>
+        <w:t>5. Which juice loses its action after boiling?</w:t>
       </w:r>
     </w:p>
     <w:p>
@@ -1052,7 +1070,7 @@
         <w:rPr>
           <w:sz w:val="24"/>
         </w:rPr>
-        <w:t>8. Using the experimental results and topic notes, explain how bile and lipase in pancreatic juice work together to help digest lipids, and how boiling affects their actions.</w:t>
+        <w:t>6. Using the experimental results and topic notes, explain how bile and lipase in pancreatic juice work together to help digest lipids, and how boiling affects their actions.</w:t>
       </w:r>
     </w:p>
     <w:p>
@@ -13223,6 +13241,64 @@
         <w:shd w:val="clear" w:color="auto" w:fill="FBCAA2" w:themeFill="accent6" w:themeFillTint="7F"/>
       </w:tcPr>
     </w:tblStylePr>
+  </w:style>
+  <w:style w:type="paragraph" w:styleId="21">
+    <w:name w:val="Reference Heading 2"/>
+    <w:basedOn w:val="a1"/>
+    <w:next w:val="a1"/>
+    <w:link w:val="22"/>
+    <w:uiPriority w:val="9"/>
+    <w:unhideWhenUsed/>
+    <w:qFormat/>
+    <w:rsid w:val="00FC693F"/>
+    <w:pPr>
+      <w:keepNext/>
+      <w:keepLines/>
+      <w:spacing w:before="120" w:line="276" w:lineRule="auto"/>
+      <w:outlineLvl w:val="1"/>
+    </w:pPr>
+    <w:rPr>
+      <w:rFonts w:asciiTheme="majorHAnsi" w:eastAsiaTheme="majorEastAsia" w:hAnsiTheme="majorHAnsi" w:cstheme="majorBidi" w:ascii="Arial" w:hAnsi="Arial"/>
+      <w:b/>
+      <w:bCs/>
+      <w:color w:val="245D60"/>
+      <w:szCs w:val="26"/>
+    </w:rPr>
+  </w:style>
+  <w:style w:type="paragraph" w:styleId="31">
+    <w:name w:val="Reference Heading 3"/>
+    <w:basedOn w:val="a1"/>
+    <w:next w:val="a1"/>
+    <w:link w:val="32"/>
+    <w:uiPriority w:val="9"/>
+    <w:unhideWhenUsed/>
+    <w:qFormat/>
+    <w:rsid w:val="00FC693F"/>
+    <w:pPr>
+      <w:keepNext/>
+      <w:keepLines/>
+      <w:spacing w:before="120" w:line="276" w:lineRule="auto"/>
+      <w:outlineLvl w:val="2"/>
+    </w:pPr>
+    <w:rPr>
+      <w:rFonts w:asciiTheme="majorHAnsi" w:eastAsiaTheme="majorEastAsia" w:hAnsiTheme="majorHAnsi" w:cstheme="majorBidi" w:ascii="Arial" w:hAnsi="Arial"/>
+      <w:b/>
+      <w:bCs/>
+      <w:color w:val="245D60"/>
+    </w:rPr>
+  </w:style>
+  <w:style w:type="paragraph" w:default="1" w:styleId="a1">
+    <w:name w:val="Reference Normal"/>
+    <w:qFormat/>
+    <w:rsid w:val="00FC693F"/>
+    <w:pPr>
+      <w:spacing w:after="100" w:line="360" w:lineRule="auto"/>
+    </w:pPr>
+    <w:rPr>
+      <w:rFonts w:ascii="Arial" w:eastAsia="Noto Sans CJK TC" w:hAnsi="Arial"/>
+      <w:color w:val="202B2C"/>
+      <w:sz w:val="24"/>
+    </w:rPr>
   </w:style>
 </w:styles>
 </file>

--- a/paperwork/generated/WS1_student_en.docx
+++ b/paperwork/generated/WS1_student_en.docx
@@ -9,7 +9,7 @@
       </w:pPr>
       <w:r>
         <w:rPr/>
-        <w:t>Worksheet 1: Lipid Digestion — Concepts and Applications</w:t>
+        <w:t>Worksheet 1: Lipid Digestion and Fair Comparisons</w:t>
       </w:r>
     </w:p>
     <w:p>
@@ -60,7 +60,6 @@
         <w:rPr>
           <w:sz w:val="24"/>
         </w:rPr>
-        <w:t xml:space="preserve">In this model, X is </w:t>
       </w:r>
       <w:r>
         <w:rPr>
@@ -68,13 +67,12 @@
           <w:color w:val="B7312C"/>
           <w:sz w:val="24"/>
         </w:rPr>
-        <w:t>bile</w:t>
       </w:r>
       <w:r>
         <w:rPr>
           <w:sz w:val="24"/>
         </w:rPr>
-        <w:t xml:space="preserve">. Made in the liver and stored in the gall bladder, </w:t>
+        <w:t xml:space="preserve">Made in the liver and stored in the gall bladder, </w:t>
       </w:r>
       <w:r>
         <w:rPr>
@@ -230,7 +228,6 @@
         <w:rPr>
           <w:sz w:val="24"/>
         </w:rPr>
-        <w:t xml:space="preserve">In this model, Y is </w:t>
       </w:r>
       <w:r>
         <w:rPr>
@@ -238,7 +235,7 @@
           <w:color w:val="B7312C"/>
           <w:sz w:val="24"/>
         </w:rPr>
-        <w:t>pancreatic juice</w:t>
+        <w:t>Pancreatic juice</w:t>
       </w:r>
       <w:r>
         <w:rPr>
@@ -398,7 +395,7 @@
                     <pic:cNvPicPr/>
                   </pic:nvPicPr>
                   <pic:blipFill>
-                    <a:blip r:embed="rId18"/>
+                    <a:blip r:embed="rId16"/>
                     <a:stretch>
                       <a:fillRect/>
                     </a:stretch>
@@ -437,7 +434,7 @@
       <w:r>
         <w:drawing>
           <wp:inline xmlns:a="http://schemas.openxmlformats.org/drawingml/2006/main" xmlns:pic="http://schemas.openxmlformats.org/drawingml/2006/picture">
-            <wp:extent cx="5760000" cy="1152000"/>
+            <wp:extent cx="5760000" cy="1382400"/>
             <wp:docPr id="1" name="Picture 1"/>
             <wp:cNvGraphicFramePr>
               <a:graphicFrameLocks noChangeAspect="1"/>
@@ -458,7 +455,7 @@
                   <pic:spPr>
                     <a:xfrm>
                       <a:off x="0" y="0"/>
-                      <a:ext cx="5760000" cy="1152000"/>
+                      <a:ext cx="5760000" cy="1382400"/>
                     </a:xfrm>
                     <a:prstGeom prst="rect"/>
                   </pic:spPr>
@@ -492,7 +489,15 @@
       </w:pPr>
       <w:r>
         <w:rPr/>
-        <w:t>1. Identify the variables: choose all appropriate factors in each row.</w:t>
+        <w:t>1. Identify the variables</w:t>
+      </w:r>
+    </w:p>
+    <w:p>
+      <w:r>
+        <w:rPr>
+          <w:sz w:val="24"/>
+        </w:rPr>
+        <w:t>Tick the appropriate factors in each row. You may choose more than one.</w:t>
       </w:r>
     </w:p>
     <w:p>
@@ -512,13 +517,35 @@
         <w:tblLook w:firstColumn="1" w:firstRow="1" w:lastColumn="0" w:lastRow="0" w:noHBand="0" w:noVBand="1" w:val="04A0"/>
       </w:tblPr>
       <w:tblGrid>
-        <w:gridCol w:w="1701"/>
-        <w:gridCol w:w="8504"/>
+        <w:gridCol w:w="2268"/>
+        <w:gridCol w:w="7937"/>
       </w:tblGrid>
       <w:tr>
         <w:tc>
           <w:tcPr>
-            <w:tcW w:type="dxa" w:w="1701"/>
+            <w:tcW w:type="dxa" w:w="5103"/>
+          </w:tcPr>
+          <w:p>
+            <w:r>
+              <w:t>Variable type</w:t>
+            </w:r>
+          </w:p>
+        </w:tc>
+        <w:tc>
+          <w:tcPr>
+            <w:tcW w:type="dxa" w:w="5103"/>
+          </w:tcPr>
+          <w:p>
+            <w:r>
+              <w:t>Factors to choose from</w:t>
+            </w:r>
+          </w:p>
+        </w:tc>
+      </w:tr>
+      <w:tr>
+        <w:tc>
+          <w:tcPr>
+            <w:tcW w:type="dxa" w:w="2268"/>
           </w:tcPr>
           <w:p>
             <w:pPr>
@@ -531,11 +558,15 @@
               </w:rPr>
               <w:t>Independent variable</w:t>
             </w:r>
+            <w:r>
+              <w:br/>
+              <w:t>Factor changed</w:t>
+            </w:r>
           </w:p>
         </w:tc>
         <w:tc>
           <w:tcPr>
-            <w:tcW w:type="dxa" w:w="8504"/>
+            <w:tcW w:type="dxa" w:w="7937"/>
           </w:tcPr>
           <w:p>
             <w:pPr>
@@ -545,43 +576,46 @@
               <w:rPr>
                 <w:sz w:val="24"/>
               </w:rPr>
-              <w:t>Total volume of oil and water</w:t>
+              <w:t>□ Total volume of oil and water</w:t>
             </w:r>
             <w:r>
               <w:rPr>
                 <w:sz w:val="24"/>
               </w:rPr>
-              <w:t xml:space="preserve"> ／ Reaction temperature</w:t>
+              <w:t xml:space="preserve">  □ Reaction temperature</w:t>
             </w:r>
             <w:r>
               <w:rPr>
                 <w:sz w:val="24"/>
               </w:rPr>
-              <w:t xml:space="preserve"> ／ Reaction time</w:t>
+              <w:br/>
+              <w:t>□ Reaction time</w:t>
             </w:r>
             <w:r>
               <w:rPr>
                 <w:sz w:val="24"/>
               </w:rPr>
-              <w:t xml:space="preserve"> ／ Total volume of liquid added</w:t>
+              <w:t xml:space="preserve">  □ Total volume of liquid added</w:t>
             </w:r>
             <w:r>
               <w:rPr>
                 <w:sz w:val="24"/>
               </w:rPr>
-              <w:t xml:space="preserve"> ／ Method of shaking</w:t>
+              <w:br/>
+              <w:t>□ Method of shaking</w:t>
             </w:r>
             <w:r>
               <w:rPr>
                 <w:sz w:val="24"/>
               </w:rPr>
-              <w:t xml:space="preserve"> ／ Appearance of the mixture</w:t>
+              <w:t xml:space="preserve">  □ Appearance of the mixture</w:t>
             </w:r>
             <w:r>
               <w:rPr>
                 <w:sz w:val="24"/>
               </w:rPr>
-              <w:t xml:space="preserve"> ／ Combination of digestive juices</w:t>
+              <w:br/>
+              <w:t>□ Combination of digestive juices</w:t>
             </w:r>
           </w:p>
         </w:tc>
@@ -589,7 +623,7 @@
       <w:tr>
         <w:tc>
           <w:tcPr>
-            <w:tcW w:type="dxa" w:w="1701"/>
+            <w:tcW w:type="dxa" w:w="2268"/>
           </w:tcPr>
           <w:p>
             <w:pPr>
@@ -602,11 +636,15 @@
               </w:rPr>
               <w:t>Dependent variable</w:t>
             </w:r>
+            <w:r>
+              <w:br/>
+              <w:t>Outcome measured</w:t>
+            </w:r>
           </w:p>
         </w:tc>
         <w:tc>
           <w:tcPr>
-            <w:tcW w:type="dxa" w:w="8504"/>
+            <w:tcW w:type="dxa" w:w="7937"/>
           </w:tcPr>
           <w:p>
             <w:pPr>
@@ -616,43 +654,46 @@
               <w:rPr>
                 <w:sz w:val="24"/>
               </w:rPr>
-              <w:t>Total volume of oil and water</w:t>
+              <w:t>□ Total volume of oil and water</w:t>
             </w:r>
             <w:r>
               <w:rPr>
                 <w:sz w:val="24"/>
               </w:rPr>
-              <w:t xml:space="preserve"> ／ Reaction temperature</w:t>
+              <w:t xml:space="preserve">  □ Reaction temperature</w:t>
             </w:r>
             <w:r>
               <w:rPr>
                 <w:sz w:val="24"/>
               </w:rPr>
-              <w:t xml:space="preserve"> ／ Reaction time</w:t>
+              <w:br/>
+              <w:t>□ Reaction time</w:t>
             </w:r>
             <w:r>
               <w:rPr>
                 <w:sz w:val="24"/>
               </w:rPr>
-              <w:t xml:space="preserve"> ／ Total volume of liquid added</w:t>
+              <w:t xml:space="preserve">  □ Total volume of liquid added</w:t>
             </w:r>
             <w:r>
               <w:rPr>
                 <w:sz w:val="24"/>
               </w:rPr>
-              <w:t xml:space="preserve"> ／ Method of shaking</w:t>
+              <w:br/>
+              <w:t>□ Method of shaking</w:t>
             </w:r>
             <w:r>
               <w:rPr>
                 <w:sz w:val="24"/>
               </w:rPr>
-              <w:t xml:space="preserve"> ／ Appearance of the mixture</w:t>
+              <w:t xml:space="preserve">  □ Appearance of the mixture</w:t>
             </w:r>
             <w:r>
               <w:rPr>
                 <w:sz w:val="24"/>
               </w:rPr>
-              <w:t xml:space="preserve"> ／ Combination of digestive juices</w:t>
+              <w:br/>
+              <w:t>□ Combination of digestive juices</w:t>
             </w:r>
           </w:p>
         </w:tc>
@@ -660,7 +701,7 @@
       <w:tr>
         <w:tc>
           <w:tcPr>
-            <w:tcW w:type="dxa" w:w="1701"/>
+            <w:tcW w:type="dxa" w:w="2268"/>
           </w:tcPr>
           <w:p>
             <w:pPr>
@@ -673,11 +714,15 @@
               </w:rPr>
               <w:t>Controlled variables</w:t>
             </w:r>
+            <w:r>
+              <w:br/>
+              <w:t>Kept the same</w:t>
+            </w:r>
           </w:p>
         </w:tc>
         <w:tc>
           <w:tcPr>
-            <w:tcW w:type="dxa" w:w="8504"/>
+            <w:tcW w:type="dxa" w:w="7937"/>
           </w:tcPr>
           <w:p>
             <w:pPr>
@@ -687,43 +732,46 @@
               <w:rPr>
                 <w:sz w:val="24"/>
               </w:rPr>
-              <w:t>Total volume of oil and water</w:t>
+              <w:t>□ Total volume of oil and water</w:t>
             </w:r>
             <w:r>
               <w:rPr>
                 <w:sz w:val="24"/>
               </w:rPr>
-              <w:t xml:space="preserve"> ／ Reaction temperature</w:t>
+              <w:t xml:space="preserve">  □ Reaction temperature</w:t>
             </w:r>
             <w:r>
               <w:rPr>
                 <w:sz w:val="24"/>
               </w:rPr>
-              <w:t xml:space="preserve"> ／ Reaction time</w:t>
+              <w:br/>
+              <w:t>□ Reaction time</w:t>
             </w:r>
             <w:r>
               <w:rPr>
                 <w:sz w:val="24"/>
               </w:rPr>
-              <w:t xml:space="preserve"> ／ Total volume of liquid added</w:t>
+              <w:t xml:space="preserve">  □ Total volume of liquid added</w:t>
             </w:r>
             <w:r>
               <w:rPr>
                 <w:sz w:val="24"/>
               </w:rPr>
-              <w:t xml:space="preserve"> ／ Method of shaking</w:t>
+              <w:br/>
+              <w:t>□ Method of shaking</w:t>
             </w:r>
             <w:r>
               <w:rPr>
                 <w:sz w:val="24"/>
               </w:rPr>
-              <w:t xml:space="preserve"> ／ Appearance of the mixture</w:t>
+              <w:t xml:space="preserve">  □ Appearance of the mixture</w:t>
             </w:r>
             <w:r>
               <w:rPr>
                 <w:sz w:val="24"/>
               </w:rPr>
-              <w:t xml:space="preserve"> ／ Combination of digestive juices</w:t>
+              <w:br/>
+              <w:t>□ Combination of digestive juices</w:t>
             </w:r>
           </w:p>
         </w:tc>
@@ -752,23 +800,7 @@
         <w:rPr>
           <w:sz w:val="24"/>
         </w:rPr>
-        <w:t>□ Observe all setups after the same reaction time.</w:t>
-      </w:r>
-    </w:p>
-    <w:p>
-      <w:r>
-        <w:rPr>
-          <w:sz w:val="24"/>
-        </w:rPr>
-        <w:t>□ Use the same starting amounts of oil and water and the same total volume of added liquid in each setup.</w:t>
-      </w:r>
-    </w:p>
-    <w:p>
-      <w:r>
-        <w:rPr>
-          <w:sz w:val="24"/>
-        </w:rPr>
-        <w:t>□ Use the same method of shaking for every setup.</w:t>
+        <w:t>□ All sets start with the same amounts of oil and water, and receive the same total volume of added liquid.</w:t>
       </w:r>
     </w:p>
     <w:p>
@@ -780,12 +812,11 @@
       </w:r>
     </w:p>
     <w:p>
-      <w:pPr>
-        <w:pStyle w:val="Heading1"/>
-        <w:pageBreakBefore/>
-      </w:pPr>
       <w:r>
-        <w:t>Part 1 | Apply concepts to the individual actions of X and Y</w:t>
+        <w:rPr>
+          <w:sz w:val="24"/>
+        </w:rPr>
+        <w:t>□ All sets are shaken in the same way.</w:t>
       </w:r>
     </w:p>
     <w:p>
@@ -793,7 +824,73 @@
         <w:rPr>
           <w:sz w:val="24"/>
         </w:rPr>
-        <w:t>Both model results show one hour after adding the juice and shaking.</w:t>
+        <w:t>□ All sets are observed after the same reaction time.</w:t>
+      </w:r>
+    </w:p>
+    <w:p>
+      <w:pPr>
+        <w:pStyle w:val="Heading2"/>
+        <w:pageBreakBefore/>
+      </w:pPr>
+      <w:r>
+        <w:rPr/>
+        <w:t>3. Design a control group</w:t>
+      </w:r>
+    </w:p>
+    <w:p>
+      <w:r>
+        <w:rPr>
+          <w:sz w:val="24"/>
+        </w:rPr>
+        <w:t>Does this experiment need a control group? If so, how would you design the comparison setup?</w:t>
+      </w:r>
+    </w:p>
+    <w:p>
+      <w:r>
+        <w:rPr>
+          <w:color w:val="658087"/>
+          <w:sz w:val="22"/>
+        </w:rPr>
+        <w:t>(Hint: A control group provides a starting point for comparison. It helps you check that changes are caused by the independent variable, rather than other outside factors. The control group therefore does not receive the treatment being tested.)</w:t>
+      </w:r>
+    </w:p>
+    <w:p>
+      <w:pPr>
+        <w:spacing w:line="520" w:lineRule="exact"/>
+      </w:pPr>
+      <w:r>
+        <w:rPr>
+          <w:sz w:val="24"/>
+        </w:rPr>
+        <w:t>________________________________________________________________</w:t>
+      </w:r>
+    </w:p>
+    <w:p>
+      <w:pPr>
+        <w:spacing w:line="520" w:lineRule="exact"/>
+      </w:pPr>
+      <w:r>
+        <w:rPr>
+          <w:sz w:val="24"/>
+        </w:rPr>
+        <w:t>________________________________________________________________</w:t>
+      </w:r>
+    </w:p>
+    <w:p>
+      <w:pPr>
+        <w:pStyle w:val="Heading2"/>
+      </w:pPr>
+      <w:r>
+        <w:rPr/>
+        <w:t>Part 2.1 | Analyse the individual actions of X and Y</w:t>
+      </w:r>
+    </w:p>
+    <w:p>
+      <w:r>
+        <w:rPr>
+          <w:sz w:val="24"/>
+        </w:rPr>
+        <w:t>Model results one hour after shaking.</w:t>
       </w:r>
     </w:p>
     <w:p>
@@ -840,7 +937,8 @@
         <w:pStyle w:val="Heading2"/>
       </w:pPr>
       <w:r>
-        <w:t>Apply emulsification and surface-area concepts to analyse how X helps Y.</w:t>
+        <w:rPr/>
+        <w:t>4. What does digestive juice X do?</w:t>
       </w:r>
     </w:p>
     <w:p>
@@ -848,7 +946,24 @@
         <w:rPr>
           <w:sz w:val="24"/>
         </w:rPr>
-        <w:t>Researchers used two fresh tubes, added X or equal water and shook them, then added the same amount of Y. Pretreatment times were equal.</w:t>
+      </w:r>
+      <w:r>
+        <w:rPr>
+          <w:sz w:val="24"/>
+        </w:rPr>
+        <w:t>Digestive juice X mainly causes lipids to form a (</w:t>
+      </w:r>
+      <w:r>
+        <w:rPr>
+          <w:sz w:val="24"/>
+        </w:rPr>
+        <w:t>cloudy emulsion</w:t>
+      </w:r>
+      <w:r>
+        <w:rPr>
+          <w:sz w:val="24"/>
+        </w:rPr>
+        <w:t xml:space="preserve"> / clear solution).</w:t>
       </w:r>
     </w:p>
     <w:p>
@@ -857,7 +972,7 @@
       </w:pPr>
       <w:r>
         <w:rPr/>
-        <w:t>Part 2 | Extension 1: how does X help Y?</w:t>
+        <w:t>Part 2.2 | Analyse how X helps Y act</w:t>
       </w:r>
     </w:p>
     <w:p>
@@ -865,7 +980,7 @@
         <w:rPr>
           <w:sz w:val="24"/>
         </w:rPr>
-        <w:t>The following model results show one hour after adding Y.</w:t>
+        <w:t>Two fresh tubes received 1 mL X or water and identical shaking, then 1 mL Y each. Results show one hour later.</w:t>
       </w:r>
     </w:p>
     <w:p>
@@ -913,7 +1028,7 @@
       </w:pPr>
       <w:r>
         <w:rPr/>
-        <w:t>3. How does X help Y act?</w:t>
+        <w:t>5. How does digestive juice X help Y act?</w:t>
       </w:r>
     </w:p>
     <w:p>
@@ -921,7 +1036,34 @@
         <w:rPr>
           <w:sz w:val="24"/>
         </w:rPr>
-        <w:t>X disperses large oil droplets into smaller droplets. The total surface area of the same amount of lipid:</w:t>
+      </w:r>
+      <w:r>
+        <w:rPr>
+          <w:sz w:val="24"/>
+        </w:rPr>
+        <w:t>X disperses large oil droplets into small droplets. Their total surface area (</w:t>
+      </w:r>
+      <w:r>
+        <w:rPr>
+          <w:sz w:val="24"/>
+        </w:rPr>
+        <w:t>increases</w:t>
+      </w:r>
+      <w:r>
+        <w:rPr>
+          <w:sz w:val="24"/>
+        </w:rPr>
+        <w:t xml:space="preserve"> / decreases), helping Y act.</w:t>
+      </w:r>
+    </w:p>
+    <w:p>
+      <w:pPr>
+        <w:pStyle w:val="Heading2"/>
+        <w:pageBreakBefore/>
+      </w:pPr>
+      <w:r>
+        <w:rPr/>
+        <w:t>6. What can this experiment tell us?</w:t>
       </w:r>
     </w:p>
     <w:p>
@@ -929,7 +1071,7 @@
         <w:rPr>
           <w:sz w:val="24"/>
         </w:rPr>
-        <w:t>□ increase</w:t>
+        <w:t>We observed only the oil layer, cloudiness or clarity, without testing digestion products. Which statement is most appropriate?</w:t>
       </w:r>
     </w:p>
     <w:p>
@@ -937,17 +1079,15 @@
         <w:rPr>
           <w:sz w:val="24"/>
         </w:rPr>
-        <w:t>□ decrease</w:t>
+        <w:t>A. Appearance gives clues about the juices, but alone cannot prove that glycerol and fatty acids have formed.</w:t>
       </w:r>
     </w:p>
     <w:p>
-      <w:pPr>
-        <w:pStyle w:val="Heading1"/>
-        <w:pageBreakBefore/>
-      </w:pPr>
       <w:r>
-        <w:rPr/>
-        <w:t>Part 2 | Extension 1: further analysis</w:t>
+        <w:rPr>
+          <w:sz w:val="24"/>
+        </w:rPr>
+        <w:t>B. A clear mixture fully proves that lipids have broken down into glycerol and fatty acids.</w:t>
       </w:r>
     </w:p>
     <w:p>
@@ -956,7 +1096,7 @@
       </w:pPr>
       <w:r>
         <w:rPr/>
-        <w:t>4. What does appearance tell us?</w:t>
+        <w:t>Part 2.3 | Effects of heating the juices</w:t>
       </w:r>
     </w:p>
     <w:p>
@@ -964,32 +1104,7 @@
         <w:rPr>
           <w:sz w:val="24"/>
         </w:rPr>
-        <w:t>□ Appearance provides clues about the effects of digestive juices, but alone cannot prove that glycerol and fatty acids have formed.</w:t>
-      </w:r>
-    </w:p>
-    <w:p>
-      <w:r>
-        <w:rPr>
-          <w:sz w:val="24"/>
-        </w:rPr>
-        <w:t>□ Disappearance of the oil layer completely proves that lipids have broken down into glycerol and fatty acids.</w:t>
-      </w:r>
-    </w:p>
-    <w:p>
-      <w:pPr>
-        <w:pStyle w:val="Heading2"/>
-      </w:pPr>
-      <w:r>
-        <w:rPr/>
-        <w:t>Part 3 | Extension 2: effects of boiling</w:t>
-      </w:r>
-    </w:p>
-    <w:p>
-      <w:r>
-        <w:rPr>
-          <w:sz w:val="24"/>
-        </w:rPr>
-        <w:t>Researchers used unboiled X followed by Y as the baseline. They boiled one juice, cooled it to 37°C, then added 1 mL each of X and Y in the same order; results show one hour later.</w:t>
+        <w:t>Use unboiled X then Y as the baseline. Boil one juice, cool to 37°C, then add 1 mL each of X and Y in the same order. Compare after one hour.</w:t>
       </w:r>
     </w:p>
     <w:p>
@@ -999,7 +1114,7 @@
       <w:r>
         <w:drawing>
           <wp:inline xmlns:a="http://schemas.openxmlformats.org/drawingml/2006/main" xmlns:pic="http://schemas.openxmlformats.org/drawingml/2006/picture">
-            <wp:extent cx="5760000" cy="1536000"/>
+            <wp:extent cx="6480000" cy="2073600"/>
             <wp:docPr id="4" name="Picture 4"/>
             <wp:cNvGraphicFramePr>
               <a:graphicFrameLocks noChangeAspect="1"/>
@@ -1020,7 +1135,7 @@
                   <pic:spPr>
                     <a:xfrm>
                       <a:off x="0" y="0"/>
-                      <a:ext cx="5760000" cy="1536000"/>
+                      <a:ext cx="6480000" cy="2073600"/>
                     </a:xfrm>
                     <a:prstGeom prst="rect"/>
                   </pic:spPr>
@@ -1037,7 +1152,7 @@
       </w:pPr>
       <w:r>
         <w:rPr/>
-        <w:t>5. Which juice loses its action after boiling?</w:t>
+        <w:t>7. Extension conclusion</w:t>
       </w:r>
     </w:p>
     <w:p>
@@ -1045,15 +1160,24 @@
         <w:rPr>
           <w:sz w:val="24"/>
         </w:rPr>
-        <w:t>□ Digestive juice X</w:t>
       </w:r>
-    </w:p>
-    <w:p>
       <w:r>
         <w:rPr>
           <w:sz w:val="24"/>
         </w:rPr>
-        <w:t>□ Digestive juice Y</w:t>
+        <w:t xml:space="preserve">The juice that loses its action after boiling is (digestive juice X / </w:t>
+      </w:r>
+      <w:r>
+        <w:rPr>
+          <w:sz w:val="24"/>
+        </w:rPr>
+        <w:t>digestive juice Y</w:t>
+      </w:r>
+      <w:r>
+        <w:rPr>
+          <w:sz w:val="24"/>
+        </w:rPr>
+        <w:t>).</w:t>
       </w:r>
     </w:p>
     <w:p>
@@ -1062,7 +1186,7 @@
       </w:pPr>
       <w:r>
         <w:rPr/>
-        <w:t>Integrated explanation</w:t>
+        <w:t>Part 3 | Integrated explanation</w:t>
       </w:r>
     </w:p>
     <w:p>
@@ -1070,7 +1194,7 @@
         <w:rPr>
           <w:sz w:val="24"/>
         </w:rPr>
-        <w:t>6. Using the experimental results and topic notes, explain how bile and lipase in pancreatic juice work together to help digest lipids, and how boiling affects their actions.</w:t>
+        <w:t>8. Using the experimental results and topic notes, explain how bile and lipase in pancreatic juice work together to help digest lipids, and how boiling affects their actions.</w:t>
       </w:r>
     </w:p>
     <w:p>

--- a/paperwork/generated/WS1_student_en.docx
+++ b/paperwork/generated/WS1_student_en.docx
@@ -498,15 +498,6 @@
           <w:sz w:val="24"/>
         </w:rPr>
         <w:t>Tick the appropriate factors in each row. You may choose more than one.</w:t>
-      </w:r>
-    </w:p>
-    <w:p>
-      <w:r>
-        <w:rPr>
-          <w:color w:val="658087"/>
-          <w:sz w:val="22"/>
-        </w:rPr>
-        <w:t>IV(the factor changed on purpose)；DV(the result you measure or observe)；CV(the factors kept the same)</w:t>
       </w:r>
     </w:p>
     <w:tbl>

--- a/paperwork/generated/WS1_student_en.docx
+++ b/paperwork/generated/WS1_student_en.docx
@@ -847,24 +847,30 @@
     </w:p>
     <w:p>
       <w:pPr>
-        <w:spacing w:line="520" w:lineRule="exact"/>
+        <w:spacing w:line="520" w:lineRule="exact" w:after="0"/>
+        <w:pBdr>
+          <w:bottom w:val="single" w:color="333333" w:sz="8"/>
+          <w:between w:val="single" w:color="333333" w:sz="8"/>
+        </w:pBdr>
       </w:pPr>
       <w:r>
         <w:rPr>
           <w:sz w:val="24"/>
         </w:rPr>
-        <w:t>________________________________________________________________</w:t>
       </w:r>
     </w:p>
     <w:p>
       <w:pPr>
-        <w:spacing w:line="520" w:lineRule="exact"/>
+        <w:spacing w:line="520" w:lineRule="exact" w:after="0"/>
+        <w:pBdr>
+          <w:bottom w:val="single" w:color="333333" w:sz="8"/>
+          <w:between w:val="single" w:color="333333" w:sz="8"/>
+        </w:pBdr>
       </w:pPr>
       <w:r>
         <w:rPr>
           <w:sz w:val="24"/>
         </w:rPr>
-        <w:t>________________________________________________________________</w:t>
       </w:r>
     </w:p>
     <w:p>

--- a/paperwork/generated/WS1_student_en.docx
+++ b/paperwork/generated/WS1_student_en.docx
@@ -948,19 +948,19 @@
         <w:rPr>
           <w:sz w:val="24"/>
         </w:rPr>
-        <w:t>Digestive juice X mainly causes lipids to form a (</w:t>
+        <w:t>Digestive juice X makes the mixture (</w:t>
       </w:r>
       <w:r>
         <w:rPr>
           <w:sz w:val="24"/>
         </w:rPr>
-        <w:t>cloudy emulsion</w:t>
+        <w:t>cloudy</w:t>
       </w:r>
       <w:r>
         <w:rPr>
           <w:sz w:val="24"/>
         </w:rPr>
-        <w:t xml:space="preserve"> / clear solution).</w:t>
+        <w:t xml:space="preserve"> / clear).</w:t>
       </w:r>
     </w:p>
     <w:p>

--- a/paperwork/generated/WS1_student_en.docx
+++ b/paperwork/generated/WS1_student_en.docx
@@ -948,19 +948,19 @@
         <w:rPr>
           <w:sz w:val="24"/>
         </w:rPr>
-        <w:t>Digestive juice X makes the mixture (</w:t>
+        <w:t>Digestive juice X mainly causes lipids to form a (</w:t>
       </w:r>
       <w:r>
         <w:rPr>
           <w:sz w:val="24"/>
         </w:rPr>
-        <w:t>cloudy</w:t>
+        <w:t>cloudy emulsion</w:t>
       </w:r>
       <w:r>
         <w:rPr>
           <w:sz w:val="24"/>
         </w:rPr>
-        <w:t xml:space="preserve"> / clear).</w:t>
+        <w:t xml:space="preserve"> / clear solution).</w:t>
       </w:r>
     </w:p>
     <w:p>

--- a/paperwork/generated/WS1_student_en.docx
+++ b/paperwork/generated/WS1_student_en.docx
@@ -1068,7 +1068,7 @@
         <w:rPr>
           <w:sz w:val="24"/>
         </w:rPr>
-        <w:t>We observed only the oil layer, cloudiness or clarity, without testing digestion products. Which statement is most appropriate?</w:t>
+        <w:t>We observed only the oil layer, cloudiness or clarity, without testing digestion products. Which statement is most appropriate? (Circle the correct answer.)</w:t>
       </w:r>
     </w:p>
     <w:p>

--- a/paperwork/generated/WS1_student_en.docx
+++ b/paperwork/generated/WS1_student_en.docx
@@ -25,7 +25,7 @@
         <w:rPr>
           <w:sz w:val="24"/>
         </w:rPr>
-        <w:t>Read the topic notes first, then apply the concepts to analyse the results.</w:t>
+        <w:t>Please read the topic notes first, then answer the questions based on the scenario and simulation results provided.</w:t>
       </w:r>
     </w:p>
     <w:p>

--- a/paperwork/generated/WS1_student_en.docx
+++ b/paperwork/generated/WS1_student_en.docx
@@ -283,7 +283,7 @@
         <w:rPr>
           <w:sz w:val="24"/>
         </w:rPr>
-        <w:t xml:space="preserve"> of lipids. This course uses a simplified complete-hydrolysis model: </w:t>
+        <w:t xml:space="preserve"> of lipids.</w:t>
       </w:r>
       <w:r>
         <w:rPr>
@@ -291,13 +291,11 @@
           <w:color w:val="B7312C"/>
           <w:sz w:val="24"/>
         </w:rPr>
-        <w:t>triglycerides</w:t>
       </w:r>
       <w:r>
         <w:rPr>
           <w:sz w:val="24"/>
         </w:rPr>
-        <w:t xml:space="preserve"> form smaller </w:t>
       </w:r>
       <w:r>
         <w:rPr>
@@ -305,13 +303,11 @@
           <w:color w:val="B7312C"/>
           <w:sz w:val="24"/>
         </w:rPr>
-        <w:t>glycerol</w:t>
       </w:r>
       <w:r>
         <w:rPr>
           <w:sz w:val="24"/>
         </w:rPr>
-        <w:t xml:space="preserve"> and </w:t>
       </w:r>
       <w:r>
         <w:rPr>
@@ -319,13 +315,12 @@
           <w:color w:val="B7312C"/>
           <w:sz w:val="24"/>
         </w:rPr>
-        <w:t>fatty-acid</w:t>
       </w:r>
       <w:r>
         <w:rPr>
           <w:sz w:val="24"/>
         </w:rPr>
-        <w:t xml:space="preserve"> molecules for absorption. </w:t>
+        <w:t xml:space="preserve"> </w:t>
       </w:r>
       <w:r>
         <w:rPr>
